--- a/Frontend/wwwroot/templates/BookingConfirmation_BoatHvar_Template.docx
+++ b/Frontend/wwwroot/templates/BookingConfirmation_BoatHvar_Template.docx
@@ -1009,6 +1009,17 @@
         <w:t>PassengerCount</w:t>
       </w:r>
       <w:proofErr w:type="spellEnd"/>
+      <w:r>
+        <w:rPr>
+          <w:rFonts w:ascii="Verdana" w:hAnsi="Verdana"/>
+          <w:i/>
+          <w:iCs/>
+          <w:color w:val="000000"/>
+          <w:sz w:val="20"/>
+          <w:szCs w:val="20"/>
+        </w:rPr>
+        <w:t>}</w:t>
+      </w:r>
     </w:p>
     <w:p>
       <w:pPr>
@@ -3582,6 +3593,7 @@
   <w:style w:type="character" w:default="1" w:styleId="DefaultParagraphFont">
     <w:name w:val="Default Paragraph Font"/>
     <w:uiPriority w:val="1"/>
+    <w:semiHidden/>
     <w:unhideWhenUsed/>
   </w:style>
   <w:style w:type="table" w:default="1" w:styleId="TableNormal">

--- a/Frontend/wwwroot/templates/BookingConfirmation_BoatHvar_Template.docx
+++ b/Frontend/wwwroot/templates/BookingConfirmation_BoatHvar_Template.docx
@@ -393,22 +393,64 @@
           <w:szCs w:val="20"/>
           <w14:ligatures w14:val="none"/>
         </w:rPr>
-        <w:t>See the exact location (Google Maps): </w:t>
-      </w:r>
-      <w:hyperlink r:id="rId5" w:tgtFrame="_blank" w:history="1">
-        <w:r>
-          <w:rPr>
-            <w:rFonts w:ascii="Verdana" w:eastAsia="Times New Roman" w:hAnsi="Verdana" w:cs="Times New Roman"/>
-            <w:color w:val="598FDE"/>
-            <w:kern w:val="0"/>
-            <w:sz w:val="20"/>
-            <w:szCs w:val="20"/>
-            <w:u w:val="single"/>
-            <w14:ligatures w14:val="none"/>
-          </w:rPr>
-          <w:t>https://www.google.com/maps?q=43.17075729370117,16.43842315673828&amp;z=17&amp;hl=hr</w:t>
-        </w:r>
-      </w:hyperlink>
+        <w:t>Check</w:t>
+      </w:r>
+      <w:r>
+        <w:rPr>
+          <w:rFonts w:ascii="Verdana" w:eastAsia="Times New Roman" w:hAnsi="Verdana" w:cs="Times New Roman"/>
+          <w:color w:val="000000"/>
+          <w:kern w:val="0"/>
+          <w:sz w:val="20"/>
+          <w:szCs w:val="20"/>
+          <w14:ligatures w14:val="none"/>
+        </w:rPr>
+        <w:t xml:space="preserve"> the exact location </w:t>
+      </w:r>
+      <w:r>
+        <w:rPr>
+          <w:rFonts w:ascii="Verdana" w:eastAsia="Times New Roman" w:hAnsi="Verdana" w:cs="Times New Roman"/>
+          <w:color w:val="000000"/>
+          <w:kern w:val="0"/>
+          <w:sz w:val="20"/>
+          <w:szCs w:val="20"/>
+          <w14:ligatures w14:val="none"/>
+        </w:rPr>
+        <w:t>on the map:</w:t>
+      </w:r>
+      <w:r>
+        <w:rPr>
+          <w:rFonts w:ascii="Verdana" w:eastAsia="Times New Roman" w:hAnsi="Verdana" w:cs="Times New Roman"/>
+          <w:color w:val="000000"/>
+          <w:kern w:val="0"/>
+          <w:sz w:val="20"/>
+          <w:szCs w:val="20"/>
+          <w14:ligatures w14:val="none"/>
+        </w:rPr>
+        <w:t xml:space="preserve"> </w:t>
+      </w:r>
+      <w:r>
+        <w:rPr>
+          <w:rFonts w:ascii="Verdana" w:eastAsia="Times New Roman" w:hAnsi="Verdana" w:cs="Times New Roman"/>
+          <w:color w:val="598FDE"/>
+          <w:kern w:val="0"/>
+          <w:sz w:val="20"/>
+          <w:szCs w:val="20"/>
+          <w:u w:val="single"/>
+          <w14:ligatures w14:val="none"/>
+        </w:rPr>
+        <w:t>https://maps.app.goo.gl/ABsMfYo6Z5fwbupD6</w:t>
+      </w:r>
+      <w:r>
+        <w:rPr>
+          <w:rFonts w:ascii="Verdana" w:eastAsia="Times New Roman" w:hAnsi="Verdana" w:cs="Times New Roman"/>
+          <w:color w:val="000000"/>
+          <w:kern w:val="0"/>
+          <w:sz w:val="20"/>
+          <w:szCs w:val="20"/>
+          <w14:ligatures w14:val="none"/>
+        </w:rPr>
+        <w:t xml:space="preserve"> </w:t>
+      </w:r>
     </w:p>
     <w:p>
       <w:pPr>
@@ -519,7 +561,27 @@
           <w:sz w:val="20"/>
           <w:szCs w:val="20"/>
         </w:rPr>
-        <w:t>For booking related questions, and check-in arrangement please contact us on our email address or my (Ivan) WhatsApp / Viber : </w:t>
+        <w:t xml:space="preserve">For booking related questions, and check-in arrangement please contact us on our email address or my (Ivan) WhatsApp / </w:t>
+      </w:r>
+      <w:proofErr w:type="gramStart"/>
+      <w:r>
+        <w:rPr>
+          <w:rFonts w:ascii="Verdana" w:hAnsi="Verdana"/>
+          <w:color w:val="000000"/>
+          <w:sz w:val="20"/>
+          <w:szCs w:val="20"/>
+        </w:rPr>
+        <w:t>Viber :</w:t>
+      </w:r>
+      <w:proofErr w:type="gramEnd"/>
+      <w:r>
+        <w:rPr>
+          <w:rFonts w:ascii="Verdana" w:hAnsi="Verdana"/>
+          <w:color w:val="000000"/>
+          <w:sz w:val="20"/>
+          <w:szCs w:val="20"/>
+        </w:rPr>
+        <w:t> </w:t>
       </w:r>
       <w:r>
         <w:rPr>
@@ -1692,7 +1754,6 @@
           <w:szCs w:val="20"/>
           <w14:ligatures w14:val="none"/>
         </w:rPr>
-        <w:lastRenderedPageBreak/>
         <w:t>If you are renting a speedboat without a skipper, you are required to have a valid boat license with you.</w:t>
       </w:r>
     </w:p>
@@ -1722,6 +1783,7 @@
           <w:szCs w:val="20"/>
           <w14:ligatures w14:val="none"/>
         </w:rPr>
+        <w:lastRenderedPageBreak/>
         <w:t>Remember to bring a valid form of identification, such as an ID card, driving license, or passport.</w:t>
       </w:r>
     </w:p>

--- a/Frontend/wwwroot/templates/BookingConfirmation_BoatHvar_Template.docx
+++ b/Frontend/wwwroot/templates/BookingConfirmation_BoatHvar_Template.docx
@@ -810,9 +810,230 @@
         </w:rPr>
         <w:t>{</w:t>
       </w:r>
+      <w:r>
+        <w:rPr>
+          <w:rFonts w:ascii="Arial" w:eastAsia="Times New Roman" w:hAnsi="Arial" w:cs="Arial"/>
+          <w:i/>
+          <w:iCs/>
+          <w:color w:val="000000"/>
+          <w:kern w:val="0"/>
+          <w:sz w:val="20"/>
+          <w:szCs w:val="20"/>
+          <w:lang w:val="hr-HR"/>
+          <w14:ligatures w14:val="none"/>
+        </w:rPr>
+        <w:t>BoatName</w:t>
+      </w:r>
+      <w:r>
+        <w:rPr>
+          <w:rFonts w:ascii="Arial" w:eastAsia="Times New Roman" w:hAnsi="Arial" w:cs="Arial"/>
+          <w:i/>
+          <w:iCs/>
+          <w:color w:val="000000"/>
+          <w:kern w:val="0"/>
+          <w:sz w:val="20"/>
+          <w:szCs w:val="20"/>
+          <w14:ligatures w14:val="none"/>
+        </w:rPr>
+        <w:t>}</w:t>
+      </w:r>
+    </w:p>
+    <w:p>
+      <w:pPr>
+        <w:shd w:val="clear" w:color="auto" w:fill="FFFFFF"/>
+        <w:spacing w:after="0" w:line="240" w:lineRule="auto"/>
+        <w:rPr>
+          <w:rFonts w:ascii="Arial" w:eastAsia="Times New Roman" w:hAnsi="Arial" w:cs="Arial"/>
+          <w:i/>
+          <w:iCs/>
+          <w:color w:val="000000"/>
+          <w:kern w:val="0"/>
+          <w:sz w:val="20"/>
+          <w:szCs w:val="20"/>
+          <w14:ligatures w14:val="none"/>
+        </w:rPr>
+      </w:pPr>
+      <w:r>
+        <w:rPr>
+          <w:rFonts w:ascii="Arial" w:eastAsia="Times New Roman" w:hAnsi="Arial" w:cs="Arial"/>
+          <w:i/>
+          <w:iCs/>
+          <w:color w:val="000000"/>
+          <w:kern w:val="0"/>
+          <w:sz w:val="20"/>
+          <w:szCs w:val="20"/>
+          <w14:ligatures w14:val="none"/>
+        </w:rPr>
+        <w:t xml:space="preserve">Date: </w:t>
+      </w:r>
+      <w:r>
+        <w:rPr>
+          <w:rFonts w:ascii="Verdana" w:hAnsi="Verdana"/>
+          <w:i/>
+          <w:iCs/>
+          <w:color w:val="000000"/>
+          <w:sz w:val="20"/>
+          <w:szCs w:val="20"/>
+        </w:rPr>
+        <w:t>{Date}</w:t>
+      </w:r>
+    </w:p>
+    <w:p>
+      <w:pPr>
+        <w:shd w:val="clear" w:color="auto" w:fill="FFFFFF"/>
+        <w:spacing w:after="0" w:line="240" w:lineRule="auto"/>
+        <w:rPr>
+          <w:rFonts w:ascii="Arial" w:eastAsia="Times New Roman" w:hAnsi="Arial" w:cs="Arial"/>
+          <w:i/>
+          <w:iCs/>
+          <w:color w:val="000000"/>
+          <w:kern w:val="0"/>
+          <w:sz w:val="20"/>
+          <w:szCs w:val="20"/>
+          <w14:ligatures w14:val="none"/>
+        </w:rPr>
+      </w:pPr>
+      <w:r>
+        <w:rPr>
+          <w:rFonts w:ascii="Arial" w:eastAsia="Times New Roman" w:hAnsi="Arial" w:cs="Arial"/>
+          <w:i/>
+          <w:iCs/>
+          <w:color w:val="000000"/>
+          <w:kern w:val="0"/>
+          <w:sz w:val="20"/>
+          <w:szCs w:val="20"/>
+          <w14:ligatures w14:val="none"/>
+        </w:rPr>
+        <w:t xml:space="preserve">Check in Time: </w:t>
+      </w:r>
+      <w:r>
+        <w:rPr>
+          <w:rFonts w:ascii="Verdana" w:hAnsi="Verdana"/>
+          <w:i/>
+          <w:iCs/>
+          <w:color w:val="000000"/>
+          <w:sz w:val="20"/>
+          <w:szCs w:val="20"/>
+        </w:rPr>
+        <w:t>{Time}</w:t>
+      </w:r>
+    </w:p>
+    <w:p>
+      <w:pPr>
+        <w:shd w:val="clear" w:color="auto" w:fill="FFFFFF"/>
+        <w:spacing w:after="0" w:line="240" w:lineRule="auto"/>
+        <w:rPr>
+          <w:rFonts w:ascii="Arial" w:eastAsia="Times New Roman" w:hAnsi="Arial" w:cs="Arial"/>
+          <w:i/>
+          <w:iCs/>
+          <w:color w:val="000000"/>
+          <w:kern w:val="0"/>
+          <w:sz w:val="20"/>
+          <w:szCs w:val="20"/>
+          <w14:ligatures w14:val="none"/>
+        </w:rPr>
+      </w:pPr>
+      <w:r>
+        <w:rPr>
+          <w:rFonts w:ascii="Arial" w:eastAsia="Times New Roman" w:hAnsi="Arial" w:cs="Arial"/>
+          <w:i/>
+          <w:iCs/>
+          <w:color w:val="000000"/>
+          <w:kern w:val="0"/>
+          <w:sz w:val="20"/>
+          <w:szCs w:val="20"/>
+          <w14:ligatures w14:val="none"/>
+        </w:rPr>
+        <w:t xml:space="preserve">Check </w:t>
+      </w:r>
+      <w:r>
+        <w:rPr>
+          <w:rFonts w:ascii="Arial" w:eastAsia="Times New Roman" w:hAnsi="Arial" w:cs="Arial"/>
+          <w:i/>
+          <w:iCs/>
+          <w:color w:val="000000"/>
+          <w:kern w:val="0"/>
+          <w:sz w:val="20"/>
+          <w:szCs w:val="20"/>
+          <w14:ligatures w14:val="none"/>
+        </w:rPr>
+        <w:t>out</w:t>
+      </w:r>
+      <w:r>
+        <w:rPr>
+          <w:rFonts w:ascii="Arial" w:eastAsia="Times New Roman" w:hAnsi="Arial" w:cs="Arial"/>
+          <w:i/>
+          <w:iCs/>
+          <w:color w:val="000000"/>
+          <w:kern w:val="0"/>
+          <w:sz w:val="20"/>
+          <w:szCs w:val="20"/>
+          <w14:ligatures w14:val="none"/>
+        </w:rPr>
+        <w:t xml:space="preserve"> Time: </w:t>
+      </w:r>
+      <w:r>
+        <w:rPr>
+          <w:rFonts w:ascii="Verdana" w:hAnsi="Verdana"/>
+          <w:i/>
+          <w:iCs/>
+          <w:color w:val="000000"/>
+          <w:sz w:val="20"/>
+          <w:szCs w:val="20"/>
+        </w:rPr>
+        <w:t>{</w:t>
+      </w:r>
       <w:proofErr w:type="spellStart"/>
       <w:r>
         <w:rPr>
+          <w:rFonts w:ascii="Verdana" w:hAnsi="Verdana"/>
+          <w:i/>
+          <w:iCs/>
+          <w:color w:val="000000"/>
+          <w:sz w:val="20"/>
+          <w:szCs w:val="20"/>
+        </w:rPr>
+        <w:t>Return</w:t>
+      </w:r>
+      <w:r>
+        <w:rPr>
+          <w:rFonts w:ascii="Verdana" w:hAnsi="Verdana"/>
+          <w:i/>
+          <w:iCs/>
+          <w:color w:val="000000"/>
+          <w:sz w:val="20"/>
+          <w:szCs w:val="20"/>
+        </w:rPr>
+        <w:t>Time</w:t>
+      </w:r>
+      <w:proofErr w:type="spellEnd"/>
+      <w:r>
+        <w:rPr>
+          <w:rFonts w:ascii="Verdana" w:hAnsi="Verdana"/>
+          <w:i/>
+          <w:iCs/>
+          <w:color w:val="000000"/>
+          <w:sz w:val="20"/>
+          <w:szCs w:val="20"/>
+        </w:rPr>
+        <w:t>}</w:t>
+      </w:r>
+    </w:p>
+    <w:p>
+      <w:pPr>
+        <w:shd w:val="clear" w:color="auto" w:fill="FFFFFF"/>
+        <w:spacing w:after="0" w:line="240" w:lineRule="auto"/>
+        <w:rPr>
+          <w:rFonts w:ascii="Verdana" w:hAnsi="Verdana"/>
+          <w:i/>
+          <w:iCs/>
+          <w:color w:val="000000"/>
+          <w:sz w:val="20"/>
+          <w:szCs w:val="20"/>
+        </w:rPr>
+      </w:pPr>
+      <w:r>
+        <w:rPr>
           <w:rFonts w:ascii="Arial" w:eastAsia="Times New Roman" w:hAnsi="Arial" w:cs="Arial"/>
           <w:i/>
           <w:iCs/>
@@ -820,12 +1041,62 @@
           <w:kern w:val="0"/>
           <w:sz w:val="20"/>
           <w:szCs w:val="20"/>
+          <w14:ligatures w14:val="none"/>
+        </w:rPr>
+        <w:t xml:space="preserve">Passengers: </w:t>
+      </w:r>
+      <w:r>
+        <w:rPr>
+          <w:rFonts w:ascii="Verdana" w:hAnsi="Verdana"/>
+          <w:i/>
+          <w:iCs/>
+          <w:color w:val="000000"/>
+          <w:sz w:val="20"/>
+          <w:szCs w:val="20"/>
+        </w:rPr>
+        <w:t>{</w:t>
+      </w:r>
+      <w:proofErr w:type="spellStart"/>
+      <w:r>
+        <w:rPr>
+          <w:rFonts w:ascii="Verdana" w:hAnsi="Verdana"/>
+          <w:i/>
+          <w:iCs/>
+          <w:color w:val="000000"/>
+          <w:sz w:val="20"/>
+          <w:szCs w:val="20"/>
+        </w:rPr>
+        <w:t>PassengerCount</w:t>
+      </w:r>
+      <w:proofErr w:type="spellEnd"/>
+      <w:r>
+        <w:rPr>
+          <w:rFonts w:ascii="Verdana" w:hAnsi="Verdana"/>
+          <w:i/>
+          <w:iCs/>
+          <w:color w:val="000000"/>
+          <w:sz w:val="20"/>
+          <w:szCs w:val="20"/>
+        </w:rPr>
+        <w:t>}</w:t>
+      </w:r>
+    </w:p>
+    <w:p>
+      <w:pPr>
+        <w:shd w:val="clear" w:color="auto" w:fill="FFFFFF"/>
+        <w:spacing w:after="0" w:line="240" w:lineRule="auto"/>
+        <w:rPr>
+          <w:rFonts w:ascii="Arial" w:eastAsia="Times New Roman" w:hAnsi="Arial" w:cs="Arial"/>
+          <w:i/>
+          <w:iCs/>
+          <w:color w:val="000000"/>
+          <w:kern w:val="0"/>
+          <w:sz w:val="20"/>
+          <w:szCs w:val="20"/>
           <w:lang w:val="hr-HR"/>
           <w14:ligatures w14:val="none"/>
         </w:rPr>
-        <w:t>BoatName</w:t>
-      </w:r>
-      <w:proofErr w:type="spellEnd"/>
+      </w:pPr>
       <w:r>
         <w:rPr>
           <w:rFonts w:ascii="Arial" w:eastAsia="Times New Roman" w:hAnsi="Arial" w:cs="Arial"/>
@@ -835,329 +1106,10 @@
           <w:kern w:val="0"/>
           <w:sz w:val="20"/>
           <w:szCs w:val="20"/>
-          <w14:ligatures w14:val="none"/>
-        </w:rPr>
-        <w:t>}</w:t>
-      </w:r>
-    </w:p>
-    <w:p>
-      <w:pPr>
-        <w:shd w:val="clear" w:color="auto" w:fill="FFFFFF"/>
-        <w:spacing w:after="0" w:line="240" w:lineRule="auto"/>
-        <w:rPr>
-          <w:rFonts w:ascii="Arial" w:eastAsia="Times New Roman" w:hAnsi="Arial" w:cs="Arial"/>
-          <w:i/>
-          <w:iCs/>
-          <w:color w:val="000000"/>
-          <w:kern w:val="0"/>
-          <w:sz w:val="20"/>
-          <w:szCs w:val="20"/>
-          <w14:ligatures w14:val="none"/>
-        </w:rPr>
-      </w:pPr>
-      <w:r>
-        <w:rPr>
-          <w:rFonts w:ascii="Arial" w:eastAsia="Times New Roman" w:hAnsi="Arial" w:cs="Arial"/>
-          <w:i/>
-          <w:iCs/>
-          <w:color w:val="000000"/>
-          <w:kern w:val="0"/>
-          <w:sz w:val="20"/>
-          <w:szCs w:val="20"/>
-          <w14:ligatures w14:val="none"/>
-        </w:rPr>
-        <w:t xml:space="preserve">Date: </w:t>
-      </w:r>
-      <w:r>
-        <w:rPr>
-          <w:rFonts w:ascii="Verdana" w:hAnsi="Verdana"/>
-          <w:i/>
-          <w:iCs/>
-          <w:color w:val="000000"/>
-          <w:sz w:val="20"/>
-          <w:szCs w:val="20"/>
-        </w:rPr>
-        <w:t>{Date}</w:t>
-      </w:r>
-    </w:p>
-    <w:p>
-      <w:pPr>
-        <w:shd w:val="clear" w:color="auto" w:fill="FFFFFF"/>
-        <w:spacing w:after="0" w:line="240" w:lineRule="auto"/>
-        <w:rPr>
-          <w:rFonts w:ascii="Arial" w:eastAsia="Times New Roman" w:hAnsi="Arial" w:cs="Arial"/>
-          <w:i/>
-          <w:iCs/>
-          <w:color w:val="000000"/>
-          <w:kern w:val="0"/>
-          <w:sz w:val="20"/>
-          <w:szCs w:val="20"/>
-          <w14:ligatures w14:val="none"/>
-        </w:rPr>
-      </w:pPr>
-      <w:r>
-        <w:rPr>
-          <w:rFonts w:ascii="Arial" w:eastAsia="Times New Roman" w:hAnsi="Arial" w:cs="Arial"/>
-          <w:i/>
-          <w:iCs/>
-          <w:color w:val="000000"/>
-          <w:kern w:val="0"/>
-          <w:sz w:val="20"/>
-          <w:szCs w:val="20"/>
-          <w14:ligatures w14:val="none"/>
-        </w:rPr>
-        <w:t xml:space="preserve">Check in Time: </w:t>
-      </w:r>
-      <w:r>
-        <w:rPr>
-          <w:rFonts w:ascii="Verdana" w:hAnsi="Verdana"/>
-          <w:i/>
-          <w:iCs/>
-          <w:color w:val="000000"/>
-          <w:sz w:val="20"/>
-          <w:szCs w:val="20"/>
-        </w:rPr>
-        <w:t>{Time}</w:t>
-      </w:r>
-    </w:p>
-    <w:p>
-      <w:pPr>
-        <w:shd w:val="clear" w:color="auto" w:fill="FFFFFF"/>
-        <w:spacing w:after="0" w:line="240" w:lineRule="auto"/>
-        <w:rPr>
-          <w:rFonts w:ascii="Arial" w:eastAsia="Times New Roman" w:hAnsi="Arial" w:cs="Arial"/>
-          <w:i/>
-          <w:iCs/>
-          <w:color w:val="000000"/>
-          <w:kern w:val="0"/>
-          <w:sz w:val="20"/>
-          <w:szCs w:val="20"/>
-          <w14:ligatures w14:val="none"/>
-        </w:rPr>
-      </w:pPr>
-      <w:r>
-        <w:rPr>
-          <w:rFonts w:ascii="Arial" w:eastAsia="Times New Roman" w:hAnsi="Arial" w:cs="Arial"/>
-          <w:i/>
-          <w:iCs/>
-          <w:color w:val="000000"/>
-          <w:kern w:val="0"/>
-          <w:sz w:val="20"/>
-          <w:szCs w:val="20"/>
-          <w14:ligatures w14:val="none"/>
-        </w:rPr>
-        <w:t xml:space="preserve">Check </w:t>
-      </w:r>
-      <w:r>
-        <w:rPr>
-          <w:rFonts w:ascii="Arial" w:eastAsia="Times New Roman" w:hAnsi="Arial" w:cs="Arial"/>
-          <w:i/>
-          <w:iCs/>
-          <w:color w:val="000000"/>
-          <w:kern w:val="0"/>
-          <w:sz w:val="20"/>
-          <w:szCs w:val="20"/>
-          <w14:ligatures w14:val="none"/>
-        </w:rPr>
-        <w:t>out</w:t>
-      </w:r>
-      <w:r>
-        <w:rPr>
-          <w:rFonts w:ascii="Arial" w:eastAsia="Times New Roman" w:hAnsi="Arial" w:cs="Arial"/>
-          <w:i/>
-          <w:iCs/>
-          <w:color w:val="000000"/>
-          <w:kern w:val="0"/>
-          <w:sz w:val="20"/>
-          <w:szCs w:val="20"/>
-          <w14:ligatures w14:val="none"/>
-        </w:rPr>
-        <w:t xml:space="preserve"> Time: </w:t>
-      </w:r>
-      <w:r>
-        <w:rPr>
-          <w:rFonts w:ascii="Verdana" w:hAnsi="Verdana"/>
-          <w:i/>
-          <w:iCs/>
-          <w:color w:val="000000"/>
-          <w:sz w:val="20"/>
-          <w:szCs w:val="20"/>
-        </w:rPr>
-        <w:t>{</w:t>
-      </w:r>
-      <w:proofErr w:type="spellStart"/>
-      <w:r>
-        <w:rPr>
-          <w:rFonts w:ascii="Verdana" w:hAnsi="Verdana"/>
-          <w:i/>
-          <w:iCs/>
-          <w:color w:val="000000"/>
-          <w:sz w:val="20"/>
-          <w:szCs w:val="20"/>
-        </w:rPr>
-        <w:t>Return</w:t>
-      </w:r>
-      <w:r>
-        <w:rPr>
-          <w:rFonts w:ascii="Verdana" w:hAnsi="Verdana"/>
-          <w:i/>
-          <w:iCs/>
-          <w:color w:val="000000"/>
-          <w:sz w:val="20"/>
-          <w:szCs w:val="20"/>
-        </w:rPr>
-        <w:t>Time</w:t>
-      </w:r>
-      <w:proofErr w:type="spellEnd"/>
-      <w:r>
-        <w:rPr>
-          <w:rFonts w:ascii="Verdana" w:hAnsi="Verdana"/>
-          <w:i/>
-          <w:iCs/>
-          <w:color w:val="000000"/>
-          <w:sz w:val="20"/>
-          <w:szCs w:val="20"/>
-        </w:rPr>
-        <w:t>}</w:t>
-      </w:r>
-    </w:p>
-    <w:p>
-      <w:pPr>
-        <w:shd w:val="clear" w:color="auto" w:fill="FFFFFF"/>
-        <w:spacing w:after="0" w:line="240" w:lineRule="auto"/>
-        <w:rPr>
-          <w:rFonts w:ascii="Verdana" w:hAnsi="Verdana"/>
-          <w:i/>
-          <w:iCs/>
-          <w:color w:val="000000"/>
-          <w:sz w:val="20"/>
-          <w:szCs w:val="20"/>
-        </w:rPr>
-      </w:pPr>
-      <w:r>
-        <w:rPr>
-          <w:rFonts w:ascii="Arial" w:eastAsia="Times New Roman" w:hAnsi="Arial" w:cs="Arial"/>
-          <w:i/>
-          <w:iCs/>
-          <w:color w:val="000000"/>
-          <w:kern w:val="0"/>
-          <w:sz w:val="20"/>
-          <w:szCs w:val="20"/>
-          <w14:ligatures w14:val="none"/>
-        </w:rPr>
-        <w:t xml:space="preserve">Passengers: </w:t>
-      </w:r>
-      <w:r>
-        <w:rPr>
-          <w:rFonts w:ascii="Verdana" w:hAnsi="Verdana"/>
-          <w:i/>
-          <w:iCs/>
-          <w:color w:val="000000"/>
-          <w:sz w:val="20"/>
-          <w:szCs w:val="20"/>
-        </w:rPr>
-        <w:t>{</w:t>
-      </w:r>
-      <w:proofErr w:type="spellStart"/>
-      <w:r>
-        <w:rPr>
-          <w:rFonts w:ascii="Verdana" w:hAnsi="Verdana"/>
-          <w:i/>
-          <w:iCs/>
-          <w:color w:val="000000"/>
-          <w:sz w:val="20"/>
-          <w:szCs w:val="20"/>
-        </w:rPr>
-        <w:t>PassengerCount</w:t>
-      </w:r>
-      <w:proofErr w:type="spellEnd"/>
-      <w:r>
-        <w:rPr>
-          <w:rFonts w:ascii="Verdana" w:hAnsi="Verdana"/>
-          <w:i/>
-          <w:iCs/>
-          <w:color w:val="000000"/>
-          <w:sz w:val="20"/>
-          <w:szCs w:val="20"/>
-        </w:rPr>
-        <w:t>}</w:t>
-      </w:r>
-    </w:p>
-    <w:p>
-      <w:pPr>
-        <w:shd w:val="clear" w:color="auto" w:fill="FFFFFF"/>
-        <w:spacing w:after="0" w:line="240" w:lineRule="auto"/>
-        <w:rPr>
-          <w:rFonts w:ascii="Arial" w:eastAsia="Times New Roman" w:hAnsi="Arial" w:cs="Arial"/>
-          <w:i/>
-          <w:iCs/>
-          <w:color w:val="000000"/>
-          <w:kern w:val="0"/>
-          <w:sz w:val="20"/>
-          <w:szCs w:val="20"/>
           <w:lang w:val="hr-HR"/>
           <w14:ligatures w14:val="none"/>
         </w:rPr>
-      </w:pPr>
-      <w:proofErr w:type="spellStart"/>
-      <w:r>
-        <w:rPr>
-          <w:rFonts w:ascii="Arial" w:eastAsia="Times New Roman" w:hAnsi="Arial" w:cs="Arial"/>
-          <w:i/>
-          <w:iCs/>
-          <w:color w:val="000000"/>
-          <w:kern w:val="0"/>
-          <w:sz w:val="20"/>
-          <w:szCs w:val="20"/>
-          <w:lang w:val="hr-HR"/>
-          <w14:ligatures w14:val="none"/>
-        </w:rPr>
-        <w:t>Extras</w:t>
-      </w:r>
-      <w:proofErr w:type="spellEnd"/>
-      <w:r>
-        <w:rPr>
-          <w:rFonts w:ascii="Arial" w:eastAsia="Times New Roman" w:hAnsi="Arial" w:cs="Arial"/>
-          <w:i/>
-          <w:iCs/>
-          <w:color w:val="000000"/>
-          <w:kern w:val="0"/>
-          <w:sz w:val="20"/>
-          <w:szCs w:val="20"/>
-          <w:lang w:val="hr-HR"/>
-          <w14:ligatures w14:val="none"/>
-        </w:rPr>
-        <w:t>: {</w:t>
-      </w:r>
-      <w:proofErr w:type="spellStart"/>
-      <w:r>
-        <w:rPr>
-          <w:rFonts w:ascii="Arial" w:eastAsia="Times New Roman" w:hAnsi="Arial" w:cs="Arial"/>
-          <w:i/>
-          <w:iCs/>
-          <w:color w:val="000000"/>
-          <w:kern w:val="0"/>
-          <w:sz w:val="20"/>
-          <w:szCs w:val="20"/>
-          <w:lang w:val="hr-HR"/>
-          <w14:ligatures w14:val="none"/>
-        </w:rPr>
-        <w:t>Extras</w:t>
-      </w:r>
-      <w:proofErr w:type="spellEnd"/>
-      <w:r>
-        <w:rPr>
-          <w:rFonts w:ascii="Arial" w:eastAsia="Times New Roman" w:hAnsi="Arial" w:cs="Arial"/>
-          <w:i/>
-          <w:iCs/>
-          <w:color w:val="000000"/>
-          <w:kern w:val="0"/>
-          <w:sz w:val="20"/>
-          <w:szCs w:val="20"/>
-          <w:lang w:val="hr-HR"/>
-          <w14:ligatures w14:val="none"/>
-        </w:rPr>
-        <w:t>}</w:t>
+        <w:t>Extras: {Extras}</w:t>
       </w:r>
     </w:p>
     <w:p>
@@ -1581,41 +1533,7 @@
           <w:lang w:val="hr-HR"/>
           <w14:ligatures w14:val="none"/>
         </w:rPr>
-        <w:t>{</w:t>
-      </w:r>
-      <w:proofErr w:type="spellStart"/>
-      <w:r>
-        <w:rPr>
-          <w:rFonts w:ascii="Arial" w:eastAsia="Times New Roman" w:hAnsi="Arial" w:cs="Arial"/>
-          <w:b/>
-          <w:bCs/>
-          <w:i/>
-          <w:iCs/>
-          <w:color w:val="000000"/>
-          <w:kern w:val="0"/>
-          <w:sz w:val="20"/>
-          <w:szCs w:val="20"/>
-          <w:lang w:val="hr-HR"/>
-          <w14:ligatures w14:val="none"/>
-        </w:rPr>
-        <w:t>RemainingAmount</w:t>
-      </w:r>
-      <w:proofErr w:type="spellEnd"/>
-      <w:r>
-        <w:rPr>
-          <w:rFonts w:ascii="Arial" w:eastAsia="Times New Roman" w:hAnsi="Arial" w:cs="Arial"/>
-          <w:b/>
-          <w:bCs/>
-          <w:i/>
-          <w:iCs/>
-          <w:color w:val="000000"/>
-          <w:kern w:val="0"/>
-          <w:sz w:val="20"/>
-          <w:szCs w:val="20"/>
-          <w:lang w:val="hr-HR"/>
-          <w14:ligatures w14:val="none"/>
-        </w:rPr>
-        <w:t>}</w:t>
+        <w:t>{RemainingAmount}</w:t>
       </w:r>
     </w:p>
     <w:p>
@@ -1938,6 +1856,435 @@
         <w:spacing w:after="0" w:line="240" w:lineRule="auto"/>
         <w:rPr>
           <w:rFonts w:ascii="Verdana" w:eastAsia="Times New Roman" w:hAnsi="Verdana" w:cs="Times New Roman"/>
+          <w:b/>
+          <w:bCs/>
+          <w:color w:val="000000"/>
+          <w:kern w:val="0"/>
+          <w:sz w:val="20"/>
+          <w:szCs w:val="20"/>
+          <w14:ligatures w14:val="none"/>
+        </w:rPr>
+      </w:pPr>
+      <w:r>
+        <w:rPr>
+          <w:rFonts w:ascii="Verdana" w:eastAsia="Times New Roman" w:hAnsi="Verdana" w:cs="Times New Roman"/>
+          <w:b/>
+          <w:bCs/>
+          <w:color w:val="000000"/>
+          <w:kern w:val="0"/>
+          <w:sz w:val="20"/>
+          <w:szCs w:val="20"/>
+          <w14:ligatures w14:val="none"/>
+        </w:rPr>
+        <w:t>Insurance and Damage Responsibility</w:t>
+      </w:r>
+    </w:p>
+    <w:p>
+      <w:pPr>
+        <w:shd w:val="clear" w:color="auto" w:fill="FFFFFF"/>
+        <w:spacing w:after="0" w:line="240" w:lineRule="auto"/>
+        <w:rPr>
+          <w:rFonts w:ascii="Verdana" w:eastAsia="Times New Roman" w:hAnsi="Verdana" w:cs="Times New Roman"/>
+          <w:color w:val="000000"/>
+          <w:kern w:val="0"/>
+          <w:sz w:val="20"/>
+          <w:szCs w:val="20"/>
+          <w14:ligatures w14:val="none"/>
+        </w:rPr>
+      </w:pPr>
+    </w:p>
+    <w:p>
+      <w:pPr>
+        <w:shd w:val="clear" w:color="auto" w:fill="FFFFFF"/>
+        <w:spacing w:after="0" w:line="240" w:lineRule="auto"/>
+        <w:rPr>
+          <w:rFonts w:ascii="Verdana" w:eastAsia="Times New Roman" w:hAnsi="Verdana" w:cs="Times New Roman"/>
+          <w:color w:val="000000"/>
+          <w:kern w:val="0"/>
+          <w:sz w:val="20"/>
+          <w:szCs w:val="20"/>
+          <w14:ligatures w14:val="none"/>
+        </w:rPr>
+      </w:pPr>
+      <w:r>
+        <w:rPr>
+          <w:rFonts w:ascii="Verdana" w:eastAsia="Times New Roman" w:hAnsi="Verdana" w:cs="Times New Roman"/>
+          <w:color w:val="000000"/>
+          <w:kern w:val="0"/>
+          <w:sz w:val="20"/>
+          <w:szCs w:val="20"/>
+          <w14:ligatures w14:val="none"/>
+        </w:rPr>
+        <w:t xml:space="preserve">Please note that the boat is covered by third-party liability insurance, meaning that any damage caused </w:t>
+      </w:r>
+      <w:r>
+        <w:rPr>
+          <w:rFonts w:ascii="Verdana" w:eastAsia="Times New Roman" w:hAnsi="Verdana" w:cs="Times New Roman"/>
+          <w:i/>
+          <w:iCs/>
+          <w:color w:val="000000"/>
+          <w:kern w:val="0"/>
+          <w:sz w:val="20"/>
+          <w:szCs w:val="20"/>
+          <w14:ligatures w14:val="none"/>
+        </w:rPr>
+        <w:t>by another party</w:t>
+      </w:r>
+      <w:r>
+        <w:rPr>
+          <w:rFonts w:ascii="Verdana" w:eastAsia="Times New Roman" w:hAnsi="Verdana" w:cs="Times New Roman"/>
+          <w:color w:val="000000"/>
+          <w:kern w:val="0"/>
+          <w:sz w:val="20"/>
+          <w:szCs w:val="20"/>
+          <w14:ligatures w14:val="none"/>
+        </w:rPr>
+        <w:t xml:space="preserve"> is covered by the insurance.</w:t>
+      </w:r>
+    </w:p>
+    <w:p>
+      <w:pPr>
+        <w:shd w:val="clear" w:color="auto" w:fill="FFFFFF"/>
+        <w:spacing w:after="0" w:line="240" w:lineRule="auto"/>
+        <w:ind w:left="360"/>
+        <w:rPr>
+          <w:rFonts w:ascii="Verdana" w:eastAsia="Times New Roman" w:hAnsi="Verdana" w:cs="Times New Roman"/>
+          <w:color w:val="000000"/>
+          <w:kern w:val="0"/>
+          <w:sz w:val="20"/>
+          <w:szCs w:val="20"/>
+          <w14:ligatures w14:val="none"/>
+        </w:rPr>
+      </w:pPr>
+      <w:r>
+        <w:rPr>
+          <w:rFonts w:ascii="Verdana" w:eastAsia="Times New Roman" w:hAnsi="Verdana" w:cs="Times New Roman"/>
+          <w:color w:val="000000"/>
+          <w:kern w:val="0"/>
+          <w:sz w:val="20"/>
+          <w:szCs w:val="20"/>
+          <w14:ligatures w14:val="none"/>
+        </w:rPr>
+        <w:t xml:space="preserve">However, </w:t>
+      </w:r>
+      <w:r>
+        <w:rPr>
+          <w:rFonts w:ascii="Verdana" w:eastAsia="Times New Roman" w:hAnsi="Verdana" w:cs="Times New Roman"/>
+          <w:b/>
+          <w:bCs/>
+          <w:color w:val="000000"/>
+          <w:kern w:val="0"/>
+          <w:sz w:val="20"/>
+          <w:szCs w:val="20"/>
+          <w14:ligatures w14:val="none"/>
+        </w:rPr>
+        <w:t>guests are responsible</w:t>
+      </w:r>
+      <w:r>
+        <w:rPr>
+          <w:rFonts w:ascii="Verdana" w:eastAsia="Times New Roman" w:hAnsi="Verdana" w:cs="Times New Roman"/>
+          <w:color w:val="000000"/>
+          <w:kern w:val="0"/>
+          <w:sz w:val="20"/>
+          <w:szCs w:val="20"/>
+          <w14:ligatures w14:val="none"/>
+        </w:rPr>
+        <w:t xml:space="preserve"> for any </w:t>
+      </w:r>
+      <w:r>
+        <w:rPr>
+          <w:rFonts w:ascii="Verdana" w:eastAsia="Times New Roman" w:hAnsi="Verdana" w:cs="Times New Roman"/>
+          <w:b/>
+          <w:bCs/>
+          <w:color w:val="000000"/>
+          <w:kern w:val="0"/>
+          <w:sz w:val="20"/>
+          <w:szCs w:val="20"/>
+          <w14:ligatures w14:val="none"/>
+        </w:rPr>
+        <w:t>damage they personally cause</w:t>
+      </w:r>
+      <w:r>
+        <w:rPr>
+          <w:rFonts w:ascii="Verdana" w:eastAsia="Times New Roman" w:hAnsi="Verdana" w:cs="Times New Roman"/>
+          <w:color w:val="000000"/>
+          <w:kern w:val="0"/>
+          <w:sz w:val="20"/>
+          <w:szCs w:val="20"/>
+          <w14:ligatures w14:val="none"/>
+        </w:rPr>
+        <w:t xml:space="preserve"> to the boat, including (but not limited to):</w:t>
+      </w:r>
+    </w:p>
+    <w:p>
+      <w:pPr>
+        <w:numPr>
+          <w:ilvl w:val="0"/>
+          <w:numId w:val="6"/>
+        </w:numPr>
+        <w:shd w:val="clear" w:color="auto" w:fill="FFFFFF"/>
+        <w:spacing w:after="0" w:line="240" w:lineRule="auto"/>
+        <w:rPr>
+          <w:rFonts w:ascii="Verdana" w:eastAsia="Times New Roman" w:hAnsi="Verdana" w:cs="Times New Roman"/>
+          <w:color w:val="000000"/>
+          <w:kern w:val="0"/>
+          <w:sz w:val="20"/>
+          <w:szCs w:val="20"/>
+          <w14:ligatures w14:val="none"/>
+        </w:rPr>
+      </w:pPr>
+      <w:r>
+        <w:rPr>
+          <w:rFonts w:ascii="Verdana" w:eastAsia="Times New Roman" w:hAnsi="Verdana" w:cs="Times New Roman"/>
+          <w:color w:val="000000"/>
+          <w:kern w:val="0"/>
+          <w:sz w:val="20"/>
+          <w:szCs w:val="20"/>
+          <w14:ligatures w14:val="none"/>
+        </w:rPr>
+        <w:t>Loss of anchor or other equipment</w:t>
+      </w:r>
+    </w:p>
+    <w:p>
+      <w:pPr>
+        <w:numPr>
+          <w:ilvl w:val="0"/>
+          <w:numId w:val="6"/>
+        </w:numPr>
+        <w:shd w:val="clear" w:color="auto" w:fill="FFFFFF"/>
+        <w:spacing w:after="0" w:line="240" w:lineRule="auto"/>
+        <w:rPr>
+          <w:rFonts w:ascii="Verdana" w:eastAsia="Times New Roman" w:hAnsi="Verdana" w:cs="Times New Roman"/>
+          <w:color w:val="000000"/>
+          <w:kern w:val="0"/>
+          <w:sz w:val="20"/>
+          <w:szCs w:val="20"/>
+          <w14:ligatures w14:val="none"/>
+        </w:rPr>
+      </w:pPr>
+      <w:r>
+        <w:rPr>
+          <w:rFonts w:ascii="Verdana" w:eastAsia="Times New Roman" w:hAnsi="Verdana" w:cs="Times New Roman"/>
+          <w:color w:val="000000"/>
+          <w:kern w:val="0"/>
+          <w:sz w:val="20"/>
+          <w:szCs w:val="20"/>
+          <w14:ligatures w14:val="none"/>
+        </w:rPr>
+        <w:t>Damage to the propeller or engine</w:t>
+      </w:r>
+    </w:p>
+    <w:p>
+      <w:pPr>
+        <w:numPr>
+          <w:ilvl w:val="0"/>
+          <w:numId w:val="6"/>
+        </w:numPr>
+        <w:shd w:val="clear" w:color="auto" w:fill="FFFFFF"/>
+        <w:spacing w:after="0" w:line="240" w:lineRule="auto"/>
+        <w:rPr>
+          <w:rFonts w:ascii="Verdana" w:eastAsia="Times New Roman" w:hAnsi="Verdana" w:cs="Times New Roman"/>
+          <w:color w:val="000000"/>
+          <w:kern w:val="0"/>
+          <w:sz w:val="20"/>
+          <w:szCs w:val="20"/>
+          <w14:ligatures w14:val="none"/>
+        </w:rPr>
+      </w:pPr>
+      <w:r>
+        <w:rPr>
+          <w:rFonts w:ascii="Verdana" w:eastAsia="Times New Roman" w:hAnsi="Verdana" w:cs="Times New Roman"/>
+          <w:color w:val="000000"/>
+          <w:kern w:val="0"/>
+          <w:sz w:val="20"/>
+          <w:szCs w:val="20"/>
+          <w14:ligatures w14:val="none"/>
+        </w:rPr>
+        <w:t>Breakage of any parts onboard</w:t>
+      </w:r>
+    </w:p>
+    <w:p>
+      <w:pPr>
+        <w:shd w:val="clear" w:color="auto" w:fill="FFFFFF"/>
+        <w:spacing w:after="0" w:line="240" w:lineRule="auto"/>
+        <w:rPr>
+          <w:rFonts w:ascii="Verdana" w:eastAsia="Times New Roman" w:hAnsi="Verdana" w:cs="Times New Roman"/>
+          <w:color w:val="000000"/>
+          <w:kern w:val="0"/>
+          <w:sz w:val="20"/>
+          <w:szCs w:val="20"/>
+          <w14:ligatures w14:val="none"/>
+        </w:rPr>
+      </w:pPr>
+    </w:p>
+    <w:p>
+      <w:pPr>
+        <w:shd w:val="clear" w:color="auto" w:fill="FFFFFF"/>
+        <w:spacing w:after="0" w:line="240" w:lineRule="auto"/>
+        <w:rPr>
+          <w:rFonts w:ascii="Verdana" w:eastAsia="Times New Roman" w:hAnsi="Verdana" w:cs="Times New Roman"/>
+          <w:color w:val="000000"/>
+          <w:kern w:val="0"/>
+          <w:sz w:val="20"/>
+          <w:szCs w:val="20"/>
+          <w14:ligatures w14:val="none"/>
+        </w:rPr>
+      </w:pPr>
+      <w:r>
+        <w:rPr>
+          <w:rFonts w:ascii="Verdana" w:eastAsia="Times New Roman" w:hAnsi="Verdana" w:cs="Times New Roman"/>
+          <w:color w:val="000000"/>
+          <w:kern w:val="0"/>
+          <w:sz w:val="20"/>
+          <w:szCs w:val="20"/>
+          <w14:ligatures w14:val="none"/>
+        </w:rPr>
+        <w:t xml:space="preserve">In case of any such incident, guests are </w:t>
+      </w:r>
+      <w:r>
+        <w:rPr>
+          <w:rFonts w:ascii="Verdana" w:eastAsia="Times New Roman" w:hAnsi="Verdana" w:cs="Times New Roman"/>
+          <w:b/>
+          <w:bCs/>
+          <w:color w:val="000000"/>
+          <w:kern w:val="0"/>
+          <w:sz w:val="20"/>
+          <w:szCs w:val="20"/>
+          <w14:ligatures w14:val="none"/>
+        </w:rPr>
+        <w:t>required to report it immediately</w:t>
+      </w:r>
+      <w:r>
+        <w:rPr>
+          <w:rFonts w:ascii="Verdana" w:eastAsia="Times New Roman" w:hAnsi="Verdana" w:cs="Times New Roman"/>
+          <w:color w:val="000000"/>
+          <w:kern w:val="0"/>
+          <w:sz w:val="20"/>
+          <w:szCs w:val="20"/>
+          <w14:ligatures w14:val="none"/>
+        </w:rPr>
+        <w:t xml:space="preserve"> at the time of return, and compensation will be arranged accordingly.</w:t>
+      </w:r>
+    </w:p>
+    <w:p>
+      <w:pPr>
+        <w:shd w:val="clear" w:color="auto" w:fill="FFFFFF"/>
+        <w:spacing w:after="0" w:line="240" w:lineRule="auto"/>
+        <w:rPr>
+          <w:rFonts w:ascii="Verdana" w:eastAsia="Times New Roman" w:hAnsi="Verdana" w:cs="Times New Roman"/>
+          <w:color w:val="000000"/>
+          <w:kern w:val="0"/>
+          <w:sz w:val="20"/>
+          <w:szCs w:val="20"/>
+          <w14:ligatures w14:val="none"/>
+        </w:rPr>
+      </w:pPr>
+    </w:p>
+    <w:p>
+      <w:pPr>
+        <w:shd w:val="clear" w:color="auto" w:fill="FFFFFF"/>
+        <w:spacing w:after="0" w:line="240" w:lineRule="auto"/>
+        <w:rPr>
+          <w:rFonts w:ascii="Verdana" w:eastAsia="Times New Roman" w:hAnsi="Verdana" w:cs="Times New Roman"/>
+          <w:color w:val="000000"/>
+          <w:kern w:val="0"/>
+          <w:sz w:val="20"/>
+          <w:szCs w:val="20"/>
+          <w14:ligatures w14:val="none"/>
+        </w:rPr>
+      </w:pPr>
+      <w:r>
+        <w:rPr>
+          <w:rFonts w:ascii="Verdana" w:eastAsia="Times New Roman" w:hAnsi="Verdana" w:cs="Times New Roman"/>
+          <w:color w:val="000000"/>
+          <w:kern w:val="0"/>
+          <w:sz w:val="20"/>
+          <w:szCs w:val="20"/>
+          <w14:ligatures w14:val="none"/>
+        </w:rPr>
+        <w:t>Upon check-in, we kindly ask you to inspect the boat’s condition, equipment, and propeller together with the skipper to confirm everything is in proper order before departure.</w:t>
+      </w:r>
+    </w:p>
+    <w:p>
+      <w:pPr>
+        <w:shd w:val="clear" w:color="auto" w:fill="FFFFFF"/>
+        <w:spacing w:after="0" w:line="240" w:lineRule="auto"/>
+        <w:rPr>
+          <w:rFonts w:ascii="Verdana" w:eastAsia="Times New Roman" w:hAnsi="Verdana" w:cs="Times New Roman"/>
+          <w:color w:val="000000"/>
+          <w:kern w:val="0"/>
+          <w:sz w:val="20"/>
+          <w:szCs w:val="20"/>
+          <w14:ligatures w14:val="none"/>
+        </w:rPr>
+      </w:pPr>
+    </w:p>
+    <w:p>
+      <w:pPr>
+        <w:shd w:val="clear" w:color="auto" w:fill="FFFFFF"/>
+        <w:spacing w:after="0" w:line="240" w:lineRule="auto"/>
+        <w:rPr>
+          <w:rFonts w:ascii="Verdana" w:eastAsia="Times New Roman" w:hAnsi="Verdana" w:cs="Times New Roman"/>
+          <w:color w:val="000000"/>
+          <w:kern w:val="0"/>
+          <w:sz w:val="20"/>
+          <w:szCs w:val="20"/>
+          <w14:ligatures w14:val="none"/>
+        </w:rPr>
+      </w:pPr>
+      <w:r>
+        <w:rPr>
+          <w:rFonts w:ascii="Verdana" w:eastAsia="Times New Roman" w:hAnsi="Verdana" w:cs="Times New Roman"/>
+          <w:b/>
+          <w:bCs/>
+          <w:color w:val="000000"/>
+          <w:kern w:val="0"/>
+          <w:sz w:val="20"/>
+          <w:szCs w:val="20"/>
+          <w14:ligatures w14:val="none"/>
+        </w:rPr>
+        <w:t>Renting 300hp+ Speedboats</w:t>
+      </w:r>
+      <w:r>
+        <w:rPr>
+          <w:rFonts w:ascii="Verdana" w:eastAsia="Times New Roman" w:hAnsi="Verdana" w:cs="Times New Roman"/>
+          <w:color w:val="000000"/>
+          <w:kern w:val="0"/>
+          <w:sz w:val="20"/>
+          <w:szCs w:val="20"/>
+          <w14:ligatures w14:val="none"/>
+        </w:rPr>
+        <w:br/>
+      </w:r>
+      <w:r>
+        <w:rPr>
+          <w:rFonts w:ascii="Verdana" w:eastAsia="Times New Roman" w:hAnsi="Verdana" w:cs="Times New Roman"/>
+          <w:color w:val="000000"/>
+          <w:kern w:val="0"/>
+          <w:sz w:val="20"/>
+          <w:szCs w:val="20"/>
+          <w14:ligatures w14:val="none"/>
+        </w:rPr>
+        <w:t xml:space="preserve">          </w:t>
+      </w:r>
+      <w:r>
+        <w:rPr>
+          <w:rFonts w:ascii="Verdana" w:eastAsia="Times New Roman" w:hAnsi="Verdana" w:cs="Times New Roman"/>
+          <w:color w:val="000000"/>
+          <w:kern w:val="0"/>
+          <w:sz w:val="20"/>
+          <w:szCs w:val="20"/>
+          <w14:ligatures w14:val="none"/>
+        </w:rPr>
+        <w:t>For rentals of our 300hp and more powerful speedboats, for the safety of our guests and to avoid unpleasant or dangerous situations, we require that the renter has significant prior boating experience, as these boats are demanding to operate. In addition to the mandatory boating license, the owner may request a short trial run to verify the renter’s skill and experience before approving the rental.</w:t>
+      </w:r>
+    </w:p>
+    <w:p>
+      <w:pPr>
+        <w:shd w:val="clear" w:color="auto" w:fill="FFFFFF"/>
+        <w:spacing w:after="0" w:line="240" w:lineRule="auto"/>
+        <w:rPr>
+          <w:rFonts w:ascii="Verdana" w:eastAsia="Times New Roman" w:hAnsi="Verdana" w:cs="Times New Roman"/>
           <w:color w:val="000000"/>
           <w:kern w:val="0"/>
           <w:sz w:val="20"/>
@@ -2274,8 +2621,6 @@
         <w:t xml:space="preserve"> with us!</w:t>
       </w:r>
     </w:p>
-    <w:p/>
-    <w:p/>
     <w:sectPr>
       <w:pgSz w:w="12240" w:h="15840"/>
       <w:pgMar w:top="1440" w:right="1440" w:bottom="1440" w:left="1440" w:header="720" w:footer="720" w:gutter="0"/>
@@ -2438,6 +2783,155 @@
     </w:lvl>
   </w:abstractNum>
   <w:abstractNum w:abstractNumId="1" w15:restartNumberingAfterBreak="0">
+    <w:nsid w:val="25044D1D"/>
+    <w:multiLevelType w:val="multilevel"/>
+    <w:tmpl w:val="4C828AC2"/>
+    <w:lvl w:ilvl="0">
+      <w:start w:val="1"/>
+      <w:numFmt w:val="bullet"/>
+      <w:lvlText w:val=""/>
+      <w:lvlJc w:val="left"/>
+      <w:pPr>
+        <w:tabs>
+          <w:tab w:val="num" w:pos="720"/>
+        </w:tabs>
+        <w:ind w:left="720" w:hanging="360"/>
+      </w:pPr>
+      <w:rPr>
+        <w:rFonts w:ascii="Symbol" w:hAnsi="Symbol" w:hint="default"/>
+        <w:sz w:val="20"/>
+      </w:rPr>
+    </w:lvl>
+    <w:lvl w:ilvl="1" w:tentative="1">
+      <w:start w:val="1"/>
+      <w:numFmt w:val="bullet"/>
+      <w:lvlText w:val="o"/>
+      <w:lvlJc w:val="left"/>
+      <w:pPr>
+        <w:tabs>
+          <w:tab w:val="num" w:pos="1440"/>
+        </w:tabs>
+        <w:ind w:left="1440" w:hanging="360"/>
+      </w:pPr>
+      <w:rPr>
+        <w:rFonts w:ascii="Courier New" w:hAnsi="Courier New" w:hint="default"/>
+        <w:sz w:val="20"/>
+      </w:rPr>
+    </w:lvl>
+    <w:lvl w:ilvl="2" w:tentative="1">
+      <w:start w:val="1"/>
+      <w:numFmt w:val="bullet"/>
+      <w:lvlText w:val=""/>
+      <w:lvlJc w:val="left"/>
+      <w:pPr>
+        <w:tabs>
+          <w:tab w:val="num" w:pos="2160"/>
+        </w:tabs>
+        <w:ind w:left="2160" w:hanging="360"/>
+      </w:pPr>
+      <w:rPr>
+        <w:rFonts w:ascii="Wingdings" w:hAnsi="Wingdings" w:hint="default"/>
+        <w:sz w:val="20"/>
+      </w:rPr>
+    </w:lvl>
+    <w:lvl w:ilvl="3" w:tentative="1">
+      <w:start w:val="1"/>
+      <w:numFmt w:val="bullet"/>
+      <w:lvlText w:val=""/>
+      <w:lvlJc w:val="left"/>
+      <w:pPr>
+        <w:tabs>
+          <w:tab w:val="num" w:pos="2880"/>
+        </w:tabs>
+        <w:ind w:left="2880" w:hanging="360"/>
+      </w:pPr>
+      <w:rPr>
+        <w:rFonts w:ascii="Wingdings" w:hAnsi="Wingdings" w:hint="default"/>
+        <w:sz w:val="20"/>
+      </w:rPr>
+    </w:lvl>
+    <w:lvl w:ilvl="4" w:tentative="1">
+      <w:start w:val="1"/>
+      <w:numFmt w:val="bullet"/>
+      <w:lvlText w:val=""/>
+      <w:lvlJc w:val="left"/>
+      <w:pPr>
+        <w:tabs>
+          <w:tab w:val="num" w:pos="3600"/>
+        </w:tabs>
+        <w:ind w:left="3600" w:hanging="360"/>
+      </w:pPr>
+      <w:rPr>
+        <w:rFonts w:ascii="Wingdings" w:hAnsi="Wingdings" w:hint="default"/>
+        <w:sz w:val="20"/>
+      </w:rPr>
+    </w:lvl>
+    <w:lvl w:ilvl="5" w:tentative="1">
+      <w:start w:val="1"/>
+      <w:numFmt w:val="bullet"/>
+      <w:lvlText w:val=""/>
+      <w:lvlJc w:val="left"/>
+      <w:pPr>
+        <w:tabs>
+          <w:tab w:val="num" w:pos="4320"/>
+        </w:tabs>
+        <w:ind w:left="4320" w:hanging="360"/>
+      </w:pPr>
+      <w:rPr>
+        <w:rFonts w:ascii="Wingdings" w:hAnsi="Wingdings" w:hint="default"/>
+        <w:sz w:val="20"/>
+      </w:rPr>
+    </w:lvl>
+    <w:lvl w:ilvl="6" w:tentative="1">
+      <w:start w:val="1"/>
+      <w:numFmt w:val="bullet"/>
+      <w:lvlText w:val=""/>
+      <w:lvlJc w:val="left"/>
+      <w:pPr>
+        <w:tabs>
+          <w:tab w:val="num" w:pos="5040"/>
+        </w:tabs>
+        <w:ind w:left="5040" w:hanging="360"/>
+      </w:pPr>
+      <w:rPr>
+        <w:rFonts w:ascii="Wingdings" w:hAnsi="Wingdings" w:hint="default"/>
+        <w:sz w:val="20"/>
+      </w:rPr>
+    </w:lvl>
+    <w:lvl w:ilvl="7" w:tentative="1">
+      <w:start w:val="1"/>
+      <w:numFmt w:val="bullet"/>
+      <w:lvlText w:val=""/>
+      <w:lvlJc w:val="left"/>
+      <w:pPr>
+        <w:tabs>
+          <w:tab w:val="num" w:pos="5760"/>
+        </w:tabs>
+        <w:ind w:left="5760" w:hanging="360"/>
+      </w:pPr>
+      <w:rPr>
+        <w:rFonts w:ascii="Wingdings" w:hAnsi="Wingdings" w:hint="default"/>
+        <w:sz w:val="20"/>
+      </w:rPr>
+    </w:lvl>
+    <w:lvl w:ilvl="8" w:tentative="1">
+      <w:start w:val="1"/>
+      <w:numFmt w:val="bullet"/>
+      <w:lvlText w:val=""/>
+      <w:lvlJc w:val="left"/>
+      <w:pPr>
+        <w:tabs>
+          <w:tab w:val="num" w:pos="6480"/>
+        </w:tabs>
+        <w:ind w:left="6480" w:hanging="360"/>
+      </w:pPr>
+      <w:rPr>
+        <w:rFonts w:ascii="Wingdings" w:hAnsi="Wingdings" w:hint="default"/>
+        <w:sz w:val="20"/>
+      </w:rPr>
+    </w:lvl>
+  </w:abstractNum>
+  <w:abstractNum w:abstractNumId="2" w15:restartNumberingAfterBreak="0">
     <w:nsid w:val="334E642E"/>
     <w:multiLevelType w:val="multilevel"/>
     <w:tmpl w:val="0BD672C4"/>
@@ -2586,7 +3080,7 @@
       </w:rPr>
     </w:lvl>
   </w:abstractNum>
-  <w:abstractNum w:abstractNumId="2" w15:restartNumberingAfterBreak="0">
+  <w:abstractNum w:abstractNumId="3" w15:restartNumberingAfterBreak="0">
     <w:nsid w:val="5DE1566B"/>
     <w:multiLevelType w:val="multilevel"/>
     <w:tmpl w:val="30C2DB06"/>
@@ -2735,7 +3229,7 @@
       </w:rPr>
     </w:lvl>
   </w:abstractNum>
-  <w:abstractNum w:abstractNumId="3" w15:restartNumberingAfterBreak="0">
+  <w:abstractNum w:abstractNumId="4" w15:restartNumberingAfterBreak="0">
     <w:nsid w:val="63A90FB3"/>
     <w:multiLevelType w:val="multilevel"/>
     <w:tmpl w:val="CCC8C9E8"/>
@@ -2884,7 +3378,7 @@
       </w:rPr>
     </w:lvl>
   </w:abstractNum>
-  <w:abstractNum w:abstractNumId="4" w15:restartNumberingAfterBreak="0">
+  <w:abstractNum w:abstractNumId="5" w15:restartNumberingAfterBreak="0">
     <w:nsid w:val="70DB58C3"/>
     <w:multiLevelType w:val="multilevel"/>
     <w:tmpl w:val="DE3E6DAC"/>
@@ -3034,18 +3528,21 @@
     </w:lvl>
   </w:abstractNum>
   <w:num w:numId="1" w16cid:durableId="5133856">
-    <w:abstractNumId w:val="2"/>
+    <w:abstractNumId w:val="3"/>
   </w:num>
   <w:num w:numId="2" w16cid:durableId="573318282">
-    <w:abstractNumId w:val="3"/>
+    <w:abstractNumId w:val="4"/>
   </w:num>
   <w:num w:numId="3" w16cid:durableId="2067415650">
-    <w:abstractNumId w:val="4"/>
+    <w:abstractNumId w:val="5"/>
   </w:num>
   <w:num w:numId="4" w16cid:durableId="1486316559">
     <w:abstractNumId w:val="0"/>
   </w:num>
   <w:num w:numId="5" w16cid:durableId="698747068">
+    <w:abstractNumId w:val="2"/>
+  </w:num>
+  <w:num w:numId="6" w16cid:durableId="1448810710">
     <w:abstractNumId w:val="1"/>
   </w:num>
 </w:numbering>
